--- a/paper/main.docx
+++ b/paper/main.docx
@@ -806,7 +806,7 @@
         <w:t xml:space="preserve"> </w:t>
       </w:r>
       <w:r>
-        <w:t xml:space="preserve">4.9</w:t>
+        <w:t xml:space="preserve">3.7</w:t>
       </w:r>
       <w:r>
         <w:t xml:space="preserve"> </w:t>
@@ -992,7 +992,7 @@
         <w:t xml:space="preserve"> </w:t>
       </w:r>
       <w:r>
-        <w:t xml:space="preserve">39.5</w:t>
+        <w:t xml:space="preserve">39.9</w:t>
       </w:r>
       <w:r>
         <w:t xml:space="preserve"> </w:t>
@@ -1072,7 +1072,7 @@
         <w:t xml:space="preserve"> </w:t>
       </w:r>
       <w:r>
-        <w:t xml:space="preserve">7.2</w:t>
+        <w:t xml:space="preserve">7.3</w:t>
       </w:r>
       <w:r>
         <w:t xml:space="preserve"> </w:t>
@@ -1974,7 +1974,7 @@
         <w:t xml:space="preserve"> </w:t>
       </w:r>
       <w:r>
-        <w:t xml:space="preserve">spanning six depths, nine tumour fractions and ten lesions at 200</w:t>
+        <w:t xml:space="preserve">spanning six depths, nine tumour fractions and twelve lesions at 200</w:t>
       </w:r>
       <w:r>
         <w:t xml:space="preserve"> </w:t>
@@ -3891,7 +3891,7 @@
         <w:pStyle w:val="BodyText"/>
       </w:pPr>
       <w:r>
-        <w:t xml:space="preserve">Three library sets are kept disjoint: 100 for the panel, 1</w:t>
+        <w:t xml:space="preserve">Three library sets are kept disjoint: 100 for the panel, 2</w:t>
       </w:r>
       <w:r>
         <w:t xml:space="preserve">,</w:t>
@@ -3903,7 +3903,13 @@
         <w:t xml:space="preserve"> </w:t>
       </w:r>
       <w:r>
-        <w:t xml:space="preserve">calibration, and 500 for measuring the achieved rate. Only the third yields an</w:t>
+        <w:t xml:space="preserve">calibration, and 1</w:t>
+      </w:r>
+      <w:r>
+        <w:t xml:space="preserve">,</w:t>
+      </w:r>
+      <w:r>
+        <w:t xml:space="preserve">000 for measuring the achieved rate. Only the third yields an</w:t>
       </w:r>
       <w:r>
         <w:t xml:space="preserve"> </w:t>
@@ -3970,19 +3976,25 @@
         <w:t xml:space="preserve"> </w:t>
       </w:r>
       <w:r>
-        <w:t xml:space="preserve">percent, ten lesions, 200 replicate libraries per condition: 540 conditions and</w:t>
-      </w:r>
-      <w:r>
-        <w:t xml:space="preserve"> </w:t>
-      </w:r>
-      <w:r>
-        <w:t xml:space="preserve">108</w:t>
+        <w:t xml:space="preserve">percent, twelve lesions, 200 replicate libraries per condition: 648 conditions</w:t>
+      </w:r>
+      <w:r>
+        <w:t xml:space="preserve"> </w:t>
+      </w:r>
+      <w:r>
+        <w:t xml:space="preserve">and 129</w:t>
       </w:r>
       <w:r>
         <w:t xml:space="preserve">,</w:t>
       </w:r>
       <w:r>
-        <w:t xml:space="preserve">000 detector calls. Random streams are spawned from a single seed</w:t>
+        <w:t xml:space="preserve">600 detector calls, of which 216 conditions form the copy-neutral</w:t>
+      </w:r>
+      <w:r>
+        <w:t xml:space="preserve"> </w:t>
+      </w:r>
+      <w:r>
+        <w:t xml:space="preserve">control. Random streams are spawned from a single seed</w:t>
       </w:r>
       <w:r>
         <w:t xml:space="preserve"> </w:t>
@@ -4519,19 +4531,31 @@
         <w:t xml:space="preserve"> </w:t>
       </w:r>
       <w:r>
-        <w:t xml:space="preserve">rate at every depth, measured on 500 normal libraries seen by neither the panel</w:t>
-      </w:r>
-      <w:r>
-        <w:t xml:space="preserve"> </w:t>
-      </w:r>
-      <w:r>
-        <w:t xml:space="preserve">nor the calibration set. Rates average 5.0 percent and scatter between 3.2 and</w:t>
-      </w:r>
-      <w:r>
-        <w:t xml:space="preserve"> </w:t>
-      </w:r>
-      <w:r>
-        <w:t xml:space="preserve">7.4 percent, consistent with quantile-estimation noise rather than bias.</w:t>
+        <w:t xml:space="preserve">rate at every depth, measured on 1</w:t>
+      </w:r>
+      <w:r>
+        <w:t xml:space="preserve">,</w:t>
+      </w:r>
+      <w:r>
+        <w:t xml:space="preserve">000 normal libraries seen by neither the</w:t>
+      </w:r>
+      <w:r>
+        <w:t xml:space="preserve"> </w:t>
+      </w:r>
+      <w:r>
+        <w:t xml:space="preserve">panel nor the calibration set. Rates average 5.1 percent and scatter between</w:t>
+      </w:r>
+      <w:r>
+        <w:t xml:space="preserve"> </w:t>
+      </w:r>
+      <w:r>
+        <w:t xml:space="preserve">3.7 and 5.7 percent, consistent with quantile-estimation noise rather than</w:t>
+      </w:r>
+      <w:r>
+        <w:t xml:space="preserve"> </w:t>
+      </w:r>
+      <w:r>
+        <w:t xml:space="preserve">bias.</w:t>
       </w:r>
     </w:p>
     <w:bookmarkStart w:id="33" w:name="tab:calibration"/>
@@ -4639,7 +4663,7 @@
               <w:jc w:val="right"/>
             </w:pPr>
             <w:r>
-              <w:t xml:space="preserve">4.87</w:t>
+              <w:t xml:space="preserve">5.00</w:t>
             </w:r>
           </w:p>
         </w:tc>
@@ -4663,7 +4687,7 @@
               <w:jc w:val="right"/>
             </w:pPr>
             <w:r>
-              <w:t xml:space="preserve">7.4%</w:t>
+              <w:t xml:space="preserve">5.7%</w:t>
             </w:r>
           </w:p>
         </w:tc>
@@ -4721,7 +4745,7 @@
               <w:jc w:val="right"/>
             </w:pPr>
             <w:r>
-              <w:t xml:space="preserve">5.4%</w:t>
+              <w:t xml:space="preserve">5.0%</w:t>
             </w:r>
           </w:p>
         </w:tc>
@@ -4755,7 +4779,7 @@
               <w:jc w:val="right"/>
             </w:pPr>
             <w:r>
-              <w:t xml:space="preserve">5.73</w:t>
+              <w:t xml:space="preserve">5.82</w:t>
             </w:r>
           </w:p>
         </w:tc>
@@ -4779,7 +4803,7 @@
               <w:jc w:val="right"/>
             </w:pPr>
             <w:r>
-              <w:t xml:space="preserve">5.8%</w:t>
+              <w:t xml:space="preserve">3.7%</w:t>
             </w:r>
           </w:p>
         </w:tc>
@@ -4813,7 +4837,7 @@
               <w:jc w:val="right"/>
             </w:pPr>
             <w:r>
-              <w:t xml:space="preserve">6.85</w:t>
+              <w:t xml:space="preserve">6.67</w:t>
             </w:r>
           </w:p>
         </w:tc>
@@ -4837,7 +4861,7 @@
               <w:jc w:val="right"/>
             </w:pPr>
             <w:r>
-              <w:t xml:space="preserve">3.6%</w:t>
+              <w:t xml:space="preserve">5.3%</w:t>
             </w:r>
           </w:p>
         </w:tc>
@@ -4871,7 +4895,7 @@
               <w:jc w:val="right"/>
             </w:pPr>
             <w:r>
-              <w:t xml:space="preserve">6.88</w:t>
+              <w:t xml:space="preserve">6.67</w:t>
             </w:r>
           </w:p>
         </w:tc>
@@ -4895,7 +4919,7 @@
               <w:jc w:val="right"/>
             </w:pPr>
             <w:r>
-              <w:t xml:space="preserve">3.2%</w:t>
+              <w:t xml:space="preserve">5.6%</w:t>
             </w:r>
           </w:p>
         </w:tc>
@@ -4929,7 +4953,7 @@
               <w:jc w:val="right"/>
             </w:pPr>
             <w:r>
-              <w:t xml:space="preserve">7.33</w:t>
+              <w:t xml:space="preserve">7.21</w:t>
             </w:r>
           </w:p>
         </w:tc>
@@ -4953,7 +4977,7 @@
               <w:jc w:val="right"/>
             </w:pPr>
             <w:r>
-              <w:t xml:space="preserve">4.8%</w:t>
+              <w:t xml:space="preserve">5.5%</w:t>
             </w:r>
           </w:p>
         </w:tc>
@@ -4965,31 +4989,55 @@
         <w:pStyle w:val="BodyText"/>
       </w:pPr>
       <w:r>
-        <w:t xml:space="preserve">That scatter is itself a finding. Reducing the calibration set from 1</w:t>
+        <w:t xml:space="preserve">Reaching that agreement is itself a finding. With 300 calibration libraries the</w:t>
+      </w:r>
+      <w:r>
+        <w:t xml:space="preserve"> </w:t>
+      </w:r>
+      <w:r>
+        <w:t xml:space="preserve">achieved rate moves to approximately eight percent, a 60 percent inflation</w:t>
+      </w:r>
+      <w:r>
+        <w:t xml:space="preserve"> </w:t>
+      </w:r>
+      <w:r>
+        <w:t xml:space="preserve">arising from calibration noise alone with every other component correct. With</w:t>
+      </w:r>
+      <w:r>
+        <w:t xml:space="preserve"> </w:t>
+      </w:r>
+      <w:r>
+        <w:t xml:space="preserve">1</w:t>
       </w:r>
       <w:r>
         <w:t xml:space="preserve">,</w:t>
       </w:r>
       <w:r>
-        <w:t xml:space="preserve">000 to</w:t>
-      </w:r>
-      <w:r>
-        <w:t xml:space="preserve"> </w:t>
-      </w:r>
-      <w:r>
-        <w:t xml:space="preserve">300 libraries moves the achieved rate to approximately eight percent, a 60</w:t>
-      </w:r>
-      <w:r>
-        <w:t xml:space="preserve"> </w:t>
-      </w:r>
-      <w:r>
-        <w:t xml:space="preserve">percent inflation arising from calibration noise alone with every other</w:t>
-      </w:r>
-      <w:r>
-        <w:t xml:space="preserve"> </w:t>
-      </w:r>
-      <w:r>
-        <w:t xml:space="preserve">component correct. For a laboratory without a large normal cohort this is a</w:t>
+        <w:t xml:space="preserve">000 the mean is correct but the rate still scatters from 3.2 to 7.4 percent</w:t>
+      </w:r>
+      <w:r>
+        <w:t xml:space="preserve"> </w:t>
+      </w:r>
+      <w:r>
+        <w:t xml:space="preserve">across depths, which leaves each depth operating at a different specificity and</w:t>
+      </w:r>
+      <w:r>
+        <w:t xml:space="preserve"> </w:t>
+      </w:r>
+      <w:r>
+        <w:t xml:space="preserve">makes a cross-depth sensitivity comparison slightly unfair. Two thousand</w:t>
+      </w:r>
+      <w:r>
+        <w:t xml:space="preserve"> </w:t>
+      </w:r>
+      <w:r>
+        <w:t xml:space="preserve">calibration libraries and a thousand fresh normals hold every depth within one</w:t>
+      </w:r>
+      <w:r>
+        <w:t xml:space="preserve"> </w:t>
+      </w:r>
+      <w:r>
+        <w:t xml:space="preserve">point of target. For a laboratory without a large normal cohort this is a</w:t>
       </w:r>
       <w:r>
         <w:t xml:space="preserve"> </w:t>
@@ -5153,7 +5201,7 @@
         <w:t xml:space="preserve"> </w:t>
       </w:r>
       <w:r>
-        <w:t xml:space="preserve">improves the detection limit by 45 to 58 percent, median 55.</w:t>
+        <w:t xml:space="preserve">improves the detection limit by 43 to 64 percent, median 52.</w:t>
       </w:r>
       <w:r>
         <w:t xml:space="preserve"> </w:t>
@@ -5190,13 +5238,13 @@
         <w:t xml:space="preserve"> </w:t>
       </w:r>
       <w:r>
-        <w:t xml:space="preserve">cost, improves it by 0.3 to 27 percent, median 4.9, with six of eight lesions</w:t>
-      </w:r>
-      <w:r>
-        <w:t xml:space="preserve"> </w:t>
-      </w:r>
-      <w:r>
-        <w:t xml:space="preserve">gaining under nine percent. The single large gain belongs to the complex</w:t>
+        <w:t xml:space="preserve">cost, improves it by 0.6 to 24 percent, median 3.7, with seven of eight lesions</w:t>
+      </w:r>
+      <w:r>
+        <w:t xml:space="preserve"> </w:t>
+      </w:r>
+      <w:r>
+        <w:t xml:space="preserve">gaining under five percent. The single large gain belongs to the complex</w:t>
       </w:r>
       <w:r>
         <w:t xml:space="preserve"> </w:t>
@@ -5437,7 +5485,7 @@
               <w:jc w:val="right"/>
             </w:pPr>
             <w:r>
-              <w:t xml:space="preserve">39.5</w:t>
+              <w:t xml:space="preserve">39.9</w:t>
             </w:r>
           </w:p>
         </w:tc>
@@ -5449,7 +5497,7 @@
               <w:jc w:val="right"/>
             </w:pPr>
             <w:r>
-              <w:t xml:space="preserve">37.8</w:t>
+              <w:t xml:space="preserve">37.7</w:t>
             </w:r>
           </w:p>
         </w:tc>
@@ -5461,7 +5509,7 @@
               <w:jc w:val="right"/>
             </w:pPr>
             <w:r>
-              <w:t xml:space="preserve">37.2</w:t>
+              <w:t xml:space="preserve">36.7</w:t>
             </w:r>
           </w:p>
         </w:tc>
@@ -5473,7 +5521,7 @@
               <w:jc w:val="right"/>
             </w:pPr>
             <w:r>
-              <w:t xml:space="preserve">37.0</w:t>
+              <w:t xml:space="preserve">37.1</w:t>
             </w:r>
           </w:p>
         </w:tc>
@@ -5511,7 +5559,7 @@
               <w:jc w:val="right"/>
             </w:pPr>
             <w:r>
-              <w:t xml:space="preserve">35.3</w:t>
+              <w:t xml:space="preserve">35.5</w:t>
             </w:r>
           </w:p>
         </w:tc>
@@ -5523,7 +5571,7 @@
               <w:jc w:val="right"/>
             </w:pPr>
             <w:r>
-              <w:t xml:space="preserve">27.0</w:t>
+              <w:t xml:space="preserve">31.9</w:t>
             </w:r>
           </w:p>
         </w:tc>
@@ -5559,7 +5607,7 @@
               <w:jc w:val="right"/>
             </w:pPr>
             <w:r>
-              <w:t xml:space="preserve">23.4</w:t>
+              <w:t xml:space="preserve">23.3</w:t>
             </w:r>
           </w:p>
         </w:tc>
@@ -5585,7 +5633,7 @@
               <w:jc w:val="right"/>
             </w:pPr>
             <w:r>
-              <w:t xml:space="preserve">38.3</w:t>
+              <w:t xml:space="preserve">39.1</w:t>
             </w:r>
           </w:p>
         </w:tc>
@@ -5597,7 +5645,7 @@
               <w:jc w:val="right"/>
             </w:pPr>
             <w:r>
-              <w:t xml:space="preserve">23.0</w:t>
+              <w:t xml:space="preserve">23.3</w:t>
             </w:r>
           </w:p>
         </w:tc>
@@ -5609,7 +5657,7 @@
               <w:jc w:val="right"/>
             </w:pPr>
             <w:r>
-              <w:t xml:space="preserve">21.1</w:t>
+              <w:t xml:space="preserve">22.4</w:t>
             </w:r>
           </w:p>
         </w:tc>
@@ -5621,7 +5669,7 @@
               <w:jc w:val="right"/>
             </w:pPr>
             <w:r>
-              <w:t xml:space="preserve">14.3</w:t>
+              <w:t xml:space="preserve">14.2</w:t>
             </w:r>
           </w:p>
         </w:tc>
@@ -5633,7 +5681,7 @@
               <w:jc w:val="right"/>
             </w:pPr>
             <w:r>
-              <w:t xml:space="preserve">13.9</w:t>
+              <w:t xml:space="preserve">13.8</w:t>
             </w:r>
           </w:p>
         </w:tc>
@@ -5671,7 +5719,7 @@
               <w:jc w:val="right"/>
             </w:pPr>
             <w:r>
-              <w:t xml:space="preserve">35.9</w:t>
+              <w:t xml:space="preserve">36.9</w:t>
             </w:r>
           </w:p>
         </w:tc>
@@ -5695,7 +5743,7 @@
               <w:jc w:val="right"/>
             </w:pPr>
             <w:r>
-              <w:t xml:space="preserve">16.3</w:t>
+              <w:t xml:space="preserve">17.0</w:t>
             </w:r>
           </w:p>
         </w:tc>
@@ -5707,7 +5755,7 @@
               <w:jc w:val="right"/>
             </w:pPr>
             <w:r>
-              <w:t xml:space="preserve">13.7</w:t>
+              <w:t xml:space="preserve">13.5</w:t>
             </w:r>
           </w:p>
         </w:tc>
@@ -5719,7 +5767,7 @@
               <w:jc w:val="right"/>
             </w:pPr>
             <w:r>
-              <w:t xml:space="preserve">13.4</w:t>
+              <w:t xml:space="preserve">13.2</w:t>
             </w:r>
           </w:p>
         </w:tc>
@@ -5731,7 +5779,7 @@
               <w:jc w:val="right"/>
             </w:pPr>
             <w:r>
-              <w:t xml:space="preserve">12.8</w:t>
+              <w:t xml:space="preserve">12.9</w:t>
             </w:r>
           </w:p>
         </w:tc>
@@ -5757,7 +5805,7 @@
               <w:jc w:val="right"/>
             </w:pPr>
             <w:r>
-              <w:t xml:space="preserve">24.9</w:t>
+              <w:t xml:space="preserve">24.8</w:t>
             </w:r>
           </w:p>
         </w:tc>
@@ -5769,7 +5817,7 @@
               <w:jc w:val="right"/>
             </w:pPr>
             <w:r>
-              <w:t xml:space="preserve">14.0</w:t>
+              <w:t xml:space="preserve">14.3</w:t>
             </w:r>
           </w:p>
         </w:tc>
@@ -5781,7 +5829,7 @@
               <w:jc w:val="right"/>
             </w:pPr>
             <w:r>
-              <w:t xml:space="preserve">13.6</w:t>
+              <w:t xml:space="preserve">13.5</w:t>
             </w:r>
           </w:p>
         </w:tc>
@@ -5793,7 +5841,7 @@
               <w:jc w:val="right"/>
             </w:pPr>
             <w:r>
-              <w:t xml:space="preserve">9.7</w:t>
+              <w:t xml:space="preserve">9.6</w:t>
             </w:r>
           </w:p>
         </w:tc>
@@ -5805,7 +5853,7 @@
               <w:jc w:val="right"/>
             </w:pPr>
             <w:r>
-              <w:t xml:space="preserve">9.6</w:t>
+              <w:t xml:space="preserve">9.5</w:t>
             </w:r>
           </w:p>
         </w:tc>
@@ -5817,7 +5865,7 @@
               <w:jc w:val="right"/>
             </w:pPr>
             <w:r>
-              <w:t xml:space="preserve">9.4</w:t>
+              <w:t xml:space="preserve">9.3</w:t>
             </w:r>
           </w:p>
         </w:tc>
@@ -5854,7 +5902,7 @@
               <w:jc w:val="right"/>
             </w:pPr>
             <w:r>
-              <w:t xml:space="preserve">23.7</w:t>
+              <w:t xml:space="preserve">23.8</w:t>
             </w:r>
           </w:p>
         </w:tc>
@@ -5866,7 +5914,7 @@
               <w:jc w:val="right"/>
             </w:pPr>
             <w:r>
-              <w:t xml:space="preserve">13.1</w:t>
+              <w:t xml:space="preserve">12.4</w:t>
             </w:r>
           </w:p>
         </w:tc>
@@ -5878,7 +5926,7 @@
               <w:jc w:val="right"/>
             </w:pPr>
             <w:r>
-              <w:t xml:space="preserve">10.0</w:t>
+              <w:t xml:space="preserve">11.6</w:t>
             </w:r>
           </w:p>
         </w:tc>
@@ -5890,7 +5938,7 @@
               <w:jc w:val="right"/>
             </w:pPr>
             <w:r>
-              <w:t xml:space="preserve">8.1</w:t>
+              <w:t xml:space="preserve">7.6</w:t>
             </w:r>
           </w:p>
         </w:tc>
@@ -5902,19 +5950,19 @@
               <w:jc w:val="right"/>
             </w:pPr>
             <w:r>
+              <w:t xml:space="preserve">7.7</w:t>
+            </w:r>
+          </w:p>
+        </w:tc>
+        <w:tc>
+          <w:tcPr/>
+          <w:p>
+            <w:pPr>
+              <w:pStyle w:val="Compact"/>
+              <w:jc w:val="right"/>
+            </w:pPr>
+            <w:r>
               <w:t xml:space="preserve">7.3</w:t>
-            </w:r>
-          </w:p>
-        </w:tc>
-        <w:tc>
-          <w:tcPr/>
-          <w:p>
-            <w:pPr>
-              <w:pStyle w:val="Compact"/>
-              <w:jc w:val="right"/>
-            </w:pPr>
-            <w:r>
-              <w:t xml:space="preserve">7.4</w:t>
             </w:r>
           </w:p>
         </w:tc>
@@ -5951,7 +5999,7 @@
               <w:jc w:val="right"/>
             </w:pPr>
             <w:r>
-              <w:t xml:space="preserve">23.2</w:t>
+              <w:t xml:space="preserve">23.7</w:t>
             </w:r>
           </w:p>
         </w:tc>
@@ -5963,7 +6011,7 @@
               <w:jc w:val="right"/>
             </w:pPr>
             <w:r>
-              <w:t xml:space="preserve">13.2</w:t>
+              <w:t xml:space="preserve">13.4</w:t>
             </w:r>
           </w:p>
         </w:tc>
@@ -5975,7 +6023,7 @@
               <w:jc w:val="right"/>
             </w:pPr>
             <w:r>
-              <w:t xml:space="preserve">10.5</w:t>
+              <w:t xml:space="preserve">11.4</w:t>
             </w:r>
           </w:p>
         </w:tc>
@@ -5987,7 +6035,7 @@
               <w:jc w:val="right"/>
             </w:pPr>
             <w:r>
-              <w:t xml:space="preserve">9.2</w:t>
+              <w:t xml:space="preserve">8.7</w:t>
             </w:r>
           </w:p>
         </w:tc>
@@ -5999,7 +6047,7 @@
               <w:jc w:val="right"/>
             </w:pPr>
             <w:r>
-              <w:t xml:space="preserve">9.0</w:t>
+              <w:t xml:space="preserve">8.5</w:t>
             </w:r>
           </w:p>
         </w:tc>
@@ -6011,7 +6059,7 @@
               <w:jc w:val="right"/>
             </w:pPr>
             <w:r>
-              <w:t xml:space="preserve">8.1</w:t>
+              <w:t xml:space="preserve">8.4</w:t>
             </w:r>
           </w:p>
         </w:tc>
@@ -6037,7 +6085,7 @@
               <w:jc w:val="right"/>
             </w:pPr>
             <w:r>
-              <w:t xml:space="preserve">15.9</w:t>
+              <w:t xml:space="preserve">20.2</w:t>
             </w:r>
           </w:p>
         </w:tc>
@@ -6049,7 +6097,7 @@
               <w:jc w:val="right"/>
             </w:pPr>
             <w:r>
-              <w:t xml:space="preserve">8.9</w:t>
+              <w:t xml:space="preserve">8.6</w:t>
             </w:r>
           </w:p>
         </w:tc>
@@ -6061,7 +6109,7 @@
               <w:jc w:val="right"/>
             </w:pPr>
             <w:r>
-              <w:t xml:space="preserve">7.2</w:t>
+              <w:t xml:space="preserve">7.3</w:t>
             </w:r>
           </w:p>
         </w:tc>
@@ -6073,7 +6121,7 @@
               <w:jc w:val="right"/>
             </w:pPr>
             <w:r>
-              <w:t xml:space="preserve">6.8</w:t>
+              <w:t xml:space="preserve">6.5</w:t>
             </w:r>
           </w:p>
         </w:tc>
@@ -6085,7 +6133,7 @@
               <w:jc w:val="right"/>
             </w:pPr>
             <w:r>
-              <w:t xml:space="preserve">5.3</w:t>
+              <w:t xml:space="preserve">5.7</w:t>
             </w:r>
           </w:p>
         </w:tc>
@@ -6097,7 +6145,7 @@
               <w:jc w:val="right"/>
             </w:pPr>
             <w:r>
-              <w:t xml:space="preserve">5.0</w:t>
+              <w:t xml:space="preserve">4.9</w:t>
             </w:r>
           </w:p>
         </w:tc>
@@ -6350,7 +6398,7 @@
           <m:t>−</m:t>
         </m:r>
         <m:r>
-          <m:t>0.40</m:t>
+          <m:t>0.41</m:t>
         </m:r>
       </m:oMath>
       <w:r>
@@ -6488,13 +6536,37 @@
         <w:t xml:space="preserve"> </w:t>
       </w:r>
       <w:r>
-        <w:t xml:space="preserve">of replicates. When the detector fires it fires in the right place; it does not</w:t>
-      </w:r>
-      <w:r>
-        <w:t xml:space="preserve"> </w:t>
-      </w:r>
-      <w:r>
-        <w:t xml:space="preserve">fire often enough.</w:t>
+        <w:t xml:space="preserve">of replicates. Precision is looser: 74 percent of called bins fall inside the</w:t>
+      </w:r>
+      <w:r>
+        <w:t xml:space="preserve"> </w:t>
+      </w:r>
+      <w:r>
+        <w:t xml:space="preserve">true lesion, so roughly a quarter of the called extent spills past the</w:t>
+      </w:r>
+      <w:r>
+        <w:t xml:space="preserve"> </w:t>
+      </w:r>
+      <w:r>
+        <w:t xml:space="preserve">boundary. A fixed window family cannot resolve a breakpoint that sits</w:t>
+      </w:r>
+      <w:r>
+        <w:t xml:space="preserve"> </w:t>
+      </w:r>
+      <w:r>
+        <w:t xml:space="preserve">mid-window, and overlapping called segments are unioned, which can only inflate</w:t>
+      </w:r>
+      <w:r>
+        <w:t xml:space="preserve"> </w:t>
+      </w:r>
+      <w:r>
+        <w:t xml:space="preserve">the reported extent. The detector finds the lesion and is approximate about</w:t>
+      </w:r>
+      <w:r>
+        <w:t xml:space="preserve"> </w:t>
+      </w:r>
+      <w:r>
+        <w:t xml:space="preserve">where it ends.</w:t>
       </w:r>
     </w:p>
     <w:bookmarkEnd w:id="43"/>
@@ -6512,7 +6584,7 @@
         <w:pStyle w:val="FirstParagraph"/>
       </w:pPr>
       <w:r>
-        <w:t xml:space="preserve">Across all 108 copy-neutral conditions, four rearrangements by six depths by</w:t>
+        <w:t xml:space="preserve">Across all 216 copy-neutral conditions, four rearrangements by six depths by</w:t>
       </w:r>
       <w:r>
         <w:t xml:space="preserve"> </w:t>
@@ -6524,7 +6596,7 @@
         <w:t xml:space="preserve"> </w:t>
       </w:r>
       <w:r>
-        <w:t xml:space="preserve">false positive rate, with a maximum of 11.5 percent and a regression slope on</w:t>
+        <w:t xml:space="preserve">false positive rate, with a maximum of 10.5 percent and a regression slope on</w:t>
       </w:r>
       <w:r>
         <w:t xml:space="preserve"> </w:t>
@@ -6540,10 +6612,10 @@
           <m:rPr>
             <m:sty m:val="p"/>
           </m:rPr>
-          <m:t>−</m:t>
+          <m:t>+</m:t>
         </m:r>
         <m:r>
-          <m:t>0.007</m:t>
+          <m:t>0.002</m:t>
         </m:r>
       </m:oMath>
       <w:r>
@@ -6729,6 +6801,18 @@
       <w:r>
         <w:t xml:space="preserve">Sequencing required for three junction reads at 90 percent power.</w:t>
       </w:r>
+      <w:r>
+        <w:t xml:space="preserve"> </w:t>
+      </w:r>
+      <w:r>
+        <w:t xml:space="preserve">Untargeted figures are charged against the whole sequenced genome, 3.1 Gb,</w:t>
+      </w:r>
+      <w:r>
+        <w:t xml:space="preserve"> </w:t>
+      </w:r>
+      <w:r>
+        <w:t xml:space="preserve">rather than the autosomes the bin grid covers.</w:t>
+      </w:r>
     </w:p>
     <w:tbl>
       <w:tblPr>
@@ -6736,7 +6820,7 @@
         <w:tblW w:type="auto" w:w="0"/>
         <w:tblLook w:firstRow="1" w:lastRow="0" w:firstColumn="0" w:lastColumn="0" w:noHBand="0" w:noVBand="0" w:val="0020"/>
         <w:jc w:val="start"/>
-        <w:tblCaption w:val="Sequencing required for three junction reads at 90 percent power."/>
+        <w:tblCaption w:val="Sequencing required for three junction reads at 90 percent power. Untargeted figures are charged against the whole sequenced genome, 3.1 Gb, rather than the autosomes the bin grid covers."/>
       </w:tblPr>
       <w:tblGrid>
         <w:gridCol w:w="1980"/>
